--- a/main/dev/books/input/anana-suththa-an.docx
+++ b/main/dev/books/input/anana-suththa-an.docx
@@ -5,10 +5,14 @@
     <w:p>
       <w:pPr>
         <w:pStyle w:val="Heading1"/>
+        <w:rPr>
+          <w:lang w:bidi="si-LK"/>
+        </w:rPr>
       </w:pPr>
       <w:proofErr w:type="spellStart"/>
       <w:r>
         <w:rPr>
+          <w:rFonts w:hint="cs"/>
           <w:cs/>
           <w:lang w:bidi="si-LK"/>
         </w:rPr>
@@ -17,6 +21,7 @@
       <w:proofErr w:type="spellEnd"/>
       <w:r>
         <w:rPr>
+          <w:rFonts w:hint="cs"/>
           <w:cs/>
           <w:lang w:bidi="si-LK"/>
         </w:rPr>
@@ -6146,13 +6151,7 @@
         </w:rPr>
       </w:pPr>
       <w:r>
-        <w:t>1.</w:t>
-      </w:r>
-      <w:r>
-        <w:t xml:space="preserve"> </w:t>
-      </w:r>
-      <w:r>
-        <w:t>​</w:t>
+        <w:t>1. ​</w:t>
       </w:r>
       <w:r>
         <w:rPr>
@@ -6219,10 +6218,7 @@
     </w:p>
     <w:p>
       <w:r>
-        <w:t>2.</w:t>
-      </w:r>
-      <w:r>
-        <w:t xml:space="preserve"> </w:t>
+        <w:t xml:space="preserve">2. </w:t>
       </w:r>
       <w:r>
         <w:rPr>
@@ -6336,10 +6332,7 @@
     </w:p>
     <w:p>
       <w:r>
-        <w:t>3.</w:t>
-      </w:r>
-      <w:r>
-        <w:t xml:space="preserve"> </w:t>
+        <w:t xml:space="preserve">3. </w:t>
       </w:r>
       <w:r>
         <w:rPr>
